--- a/HgAn_demo3.docx
+++ b/HgAn_demo3.docx
@@ -3056,31 +3056,32 @@
         <w:tblLook w:val="04A0" w:firstRow="1" w:lastRow="0" w:firstColumn="1" w:lastColumn="0" w:noHBand="0" w:noVBand="1"/>
       </w:tblPr>
       <w:tblGrid>
-        <w:gridCol w:w="2591"/>
-        <w:gridCol w:w="2224"/>
-        <w:gridCol w:w="1984"/>
-        <w:gridCol w:w="3566"/>
+        <w:gridCol w:w="2263"/>
+        <w:gridCol w:w="1843"/>
+        <w:gridCol w:w="2268"/>
+        <w:gridCol w:w="3991"/>
       </w:tblGrid>
       <w:tr>
-        <w:tc>
-          <w:tcPr>
-            <w:tcW w:w="2591" w:type="dxa"/>
-          </w:tcPr>
-          <w:p>
-            <w:pPr>
-              <w:rPr>
-                <w:b/>
-                <w:bCs/>
-                <w:sz w:val="28"/>
-                <w:szCs w:val="28"/>
-              </w:rPr>
-            </w:pPr>
-            <w:r>
-              <w:rPr>
-                <w:b/>
-                <w:bCs/>
-                <w:sz w:val="28"/>
-                <w:szCs w:val="28"/>
+        <w:trPr>
+          <w:trHeight w:val="453"/>
+        </w:trPr>
+        <w:tc>
+          <w:tcPr>
+            <w:tcW w:w="2263" w:type="dxa"/>
+            <w:vAlign w:val="center"/>
+          </w:tcPr>
+          <w:p>
+            <w:pPr>
+              <w:jc w:val="center"/>
+              <w:rPr>
+                <w:b/>
+                <w:bCs/>
+              </w:rPr>
+            </w:pPr>
+            <w:r>
+              <w:rPr>
+                <w:b/>
+                <w:bCs/>
               </w:rPr>
               <w:t>Category</w:t>
             </w:r>
@@ -3088,23 +3089,21 @@
         </w:tc>
         <w:tc>
           <w:tcPr>
-            <w:tcW w:w="2224" w:type="dxa"/>
-          </w:tcPr>
-          <w:p>
-            <w:pPr>
-              <w:rPr>
-                <w:b/>
-                <w:bCs/>
-                <w:sz w:val="28"/>
-                <w:szCs w:val="28"/>
-              </w:rPr>
-            </w:pPr>
-            <w:r>
-              <w:rPr>
-                <w:b/>
-                <w:bCs/>
-                <w:sz w:val="28"/>
-                <w:szCs w:val="28"/>
+            <w:tcW w:w="1843" w:type="dxa"/>
+            <w:vAlign w:val="center"/>
+          </w:tcPr>
+          <w:p>
+            <w:pPr>
+              <w:jc w:val="center"/>
+              <w:rPr>
+                <w:b/>
+                <w:bCs/>
+              </w:rPr>
+            </w:pPr>
+            <w:r>
+              <w:rPr>
+                <w:b/>
+                <w:bCs/>
               </w:rPr>
               <w:t>Tool</w:t>
             </w:r>
@@ -3112,23 +3111,21 @@
         </w:tc>
         <w:tc>
           <w:tcPr>
-            <w:tcW w:w="1984" w:type="dxa"/>
-          </w:tcPr>
-          <w:p>
-            <w:pPr>
-              <w:rPr>
-                <w:b/>
-                <w:bCs/>
-                <w:sz w:val="28"/>
-                <w:szCs w:val="28"/>
-              </w:rPr>
-            </w:pPr>
-            <w:r>
-              <w:rPr>
-                <w:b/>
-                <w:bCs/>
-                <w:sz w:val="28"/>
-                <w:szCs w:val="28"/>
+            <w:tcW w:w="2268" w:type="dxa"/>
+            <w:vAlign w:val="center"/>
+          </w:tcPr>
+          <w:p>
+            <w:pPr>
+              <w:jc w:val="center"/>
+              <w:rPr>
+                <w:b/>
+                <w:bCs/>
+              </w:rPr>
+            </w:pPr>
+            <w:r>
+              <w:rPr>
+                <w:b/>
+                <w:bCs/>
               </w:rPr>
               <w:t>Version</w:t>
             </w:r>
@@ -3136,23 +3133,21 @@
         </w:tc>
         <w:tc>
           <w:tcPr>
-            <w:tcW w:w="3566" w:type="dxa"/>
-          </w:tcPr>
-          <w:p>
-            <w:pPr>
-              <w:rPr>
-                <w:b/>
-                <w:bCs/>
-                <w:sz w:val="28"/>
-                <w:szCs w:val="28"/>
-              </w:rPr>
-            </w:pPr>
-            <w:r>
-              <w:rPr>
-                <w:b/>
-                <w:bCs/>
-                <w:sz w:val="28"/>
-                <w:szCs w:val="28"/>
+            <w:tcW w:w="3991" w:type="dxa"/>
+            <w:vAlign w:val="center"/>
+          </w:tcPr>
+          <w:p>
+            <w:pPr>
+              <w:jc w:val="center"/>
+              <w:rPr>
+                <w:b/>
+                <w:bCs/>
+              </w:rPr>
+            </w:pPr>
+            <w:r>
+              <w:rPr>
+                <w:b/>
+                <w:bCs/>
               </w:rPr>
               <w:t>Purpose in Project</w:t>
             </w:r>
@@ -3162,80 +3157,44 @@
       <w:tr>
         <w:tc>
           <w:tcPr>
-            <w:tcW w:w="2591" w:type="dxa"/>
-          </w:tcPr>
-          <w:p>
-            <w:pPr>
-              <w:rPr>
-                <w:sz w:val="28"/>
-                <w:szCs w:val="28"/>
-              </w:rPr>
-            </w:pPr>
-            <w:r>
-              <w:rPr>
-                <w:sz w:val="28"/>
-                <w:szCs w:val="28"/>
-              </w:rPr>
+            <w:tcW w:w="2263" w:type="dxa"/>
+            <w:vAlign w:val="center"/>
+          </w:tcPr>
+          <w:p>
+            <w:r>
               <w:t>Programming Language</w:t>
             </w:r>
           </w:p>
         </w:tc>
         <w:tc>
           <w:tcPr>
-            <w:tcW w:w="2224" w:type="dxa"/>
-          </w:tcPr>
-          <w:p>
-            <w:pPr>
-              <w:rPr>
-                <w:sz w:val="28"/>
-                <w:szCs w:val="28"/>
-              </w:rPr>
-            </w:pPr>
-            <w:r>
-              <w:rPr>
-                <w:sz w:val="28"/>
-                <w:szCs w:val="28"/>
-              </w:rPr>
+            <w:tcW w:w="1843" w:type="dxa"/>
+            <w:vAlign w:val="center"/>
+          </w:tcPr>
+          <w:p>
+            <w:r>
               <w:t>Java</w:t>
             </w:r>
           </w:p>
         </w:tc>
         <w:tc>
           <w:tcPr>
-            <w:tcW w:w="1984" w:type="dxa"/>
-          </w:tcPr>
-          <w:p>
-            <w:pPr>
-              <w:rPr>
-                <w:sz w:val="28"/>
-                <w:szCs w:val="28"/>
-              </w:rPr>
-            </w:pPr>
-            <w:r>
-              <w:rPr>
-                <w:sz w:val="28"/>
-                <w:szCs w:val="28"/>
-              </w:rPr>
+            <w:tcW w:w="2268" w:type="dxa"/>
+            <w:vAlign w:val="center"/>
+          </w:tcPr>
+          <w:p>
+            <w:r>
               <w:t>OpenJDK 21/25 (LTS)</w:t>
             </w:r>
           </w:p>
         </w:tc>
         <w:tc>
           <w:tcPr>
-            <w:tcW w:w="3566" w:type="dxa"/>
-          </w:tcPr>
-          <w:p>
-            <w:pPr>
-              <w:rPr>
-                <w:sz w:val="28"/>
-                <w:szCs w:val="28"/>
-              </w:rPr>
-            </w:pPr>
-            <w:r>
-              <w:rPr>
-                <w:sz w:val="28"/>
-                <w:szCs w:val="28"/>
-              </w:rPr>
+            <w:tcW w:w="3991" w:type="dxa"/>
+            <w:vAlign w:val="center"/>
+          </w:tcPr>
+          <w:p>
+            <w:r>
               <w:t>Core application programming language.</w:t>
             </w:r>
           </w:p>
@@ -3244,80 +3203,44 @@
       <w:tr>
         <w:tc>
           <w:tcPr>
-            <w:tcW w:w="2591" w:type="dxa"/>
-          </w:tcPr>
-          <w:p>
-            <w:pPr>
-              <w:rPr>
-                <w:sz w:val="28"/>
-                <w:szCs w:val="28"/>
-              </w:rPr>
-            </w:pPr>
-            <w:r>
-              <w:rPr>
-                <w:sz w:val="28"/>
-                <w:szCs w:val="28"/>
-              </w:rPr>
+            <w:tcW w:w="2263" w:type="dxa"/>
+            <w:vAlign w:val="center"/>
+          </w:tcPr>
+          <w:p>
+            <w:r>
               <w:t>GUI Framework</w:t>
             </w:r>
           </w:p>
         </w:tc>
         <w:tc>
           <w:tcPr>
-            <w:tcW w:w="2224" w:type="dxa"/>
-          </w:tcPr>
-          <w:p>
-            <w:pPr>
-              <w:rPr>
-                <w:sz w:val="28"/>
-                <w:szCs w:val="28"/>
-              </w:rPr>
-            </w:pPr>
-            <w:r>
-              <w:rPr>
-                <w:sz w:val="28"/>
-                <w:szCs w:val="28"/>
-              </w:rPr>
+            <w:tcW w:w="1843" w:type="dxa"/>
+            <w:vAlign w:val="center"/>
+          </w:tcPr>
+          <w:p>
+            <w:r>
               <w:t>Java Swing</w:t>
             </w:r>
           </w:p>
         </w:tc>
         <w:tc>
           <w:tcPr>
-            <w:tcW w:w="1984" w:type="dxa"/>
-          </w:tcPr>
-          <w:p>
-            <w:pPr>
-              <w:rPr>
-                <w:sz w:val="28"/>
-                <w:szCs w:val="28"/>
-              </w:rPr>
-            </w:pPr>
-            <w:r>
-              <w:rPr>
-                <w:sz w:val="28"/>
-                <w:szCs w:val="28"/>
-              </w:rPr>
+            <w:tcW w:w="2268" w:type="dxa"/>
+            <w:vAlign w:val="center"/>
+          </w:tcPr>
+          <w:p>
+            <w:r>
               <w:t>Standard Java SE</w:t>
             </w:r>
           </w:p>
         </w:tc>
         <w:tc>
           <w:tcPr>
-            <w:tcW w:w="3566" w:type="dxa"/>
-          </w:tcPr>
-          <w:p>
-            <w:pPr>
-              <w:rPr>
-                <w:sz w:val="28"/>
-                <w:szCs w:val="28"/>
-              </w:rPr>
-            </w:pPr>
-            <w:r>
-              <w:rPr>
-                <w:sz w:val="28"/>
-                <w:szCs w:val="28"/>
-              </w:rPr>
+            <w:tcW w:w="3991" w:type="dxa"/>
+            <w:vAlign w:val="center"/>
+          </w:tcPr>
+          <w:p>
+            <w:r>
               <w:t>Desktop graphical user interface form.</w:t>
             </w:r>
           </w:p>
@@ -3326,80 +3249,44 @@
       <w:tr>
         <w:tc>
           <w:tcPr>
-            <w:tcW w:w="2591" w:type="dxa"/>
-          </w:tcPr>
-          <w:p>
-            <w:pPr>
-              <w:rPr>
-                <w:sz w:val="28"/>
-                <w:szCs w:val="28"/>
-              </w:rPr>
-            </w:pPr>
-            <w:r>
-              <w:rPr>
-                <w:sz w:val="28"/>
-                <w:szCs w:val="28"/>
-              </w:rPr>
+            <w:tcW w:w="2263" w:type="dxa"/>
+            <w:vAlign w:val="center"/>
+          </w:tcPr>
+          <w:p>
+            <w:r>
               <w:t>Database Connector</w:t>
             </w:r>
           </w:p>
         </w:tc>
         <w:tc>
           <w:tcPr>
-            <w:tcW w:w="2224" w:type="dxa"/>
-          </w:tcPr>
-          <w:p>
-            <w:pPr>
-              <w:rPr>
-                <w:sz w:val="28"/>
-                <w:szCs w:val="28"/>
-              </w:rPr>
-            </w:pPr>
-            <w:r>
-              <w:rPr>
-                <w:sz w:val="28"/>
-                <w:szCs w:val="28"/>
-              </w:rPr>
+            <w:tcW w:w="1843" w:type="dxa"/>
+            <w:vAlign w:val="center"/>
+          </w:tcPr>
+          <w:p>
+            <w:r>
               <w:t>JDBC</w:t>
             </w:r>
           </w:p>
         </w:tc>
         <w:tc>
           <w:tcPr>
-            <w:tcW w:w="1984" w:type="dxa"/>
-          </w:tcPr>
-          <w:p>
-            <w:pPr>
-              <w:rPr>
-                <w:sz w:val="28"/>
-                <w:szCs w:val="28"/>
-              </w:rPr>
-            </w:pPr>
-            <w:r>
-              <w:rPr>
-                <w:sz w:val="28"/>
-                <w:szCs w:val="28"/>
-              </w:rPr>
+            <w:tcW w:w="2268" w:type="dxa"/>
+            <w:vAlign w:val="center"/>
+          </w:tcPr>
+          <w:p>
+            <w:r>
               <w:t>mysql-connector-j-8.3.0</w:t>
             </w:r>
           </w:p>
         </w:tc>
         <w:tc>
           <w:tcPr>
-            <w:tcW w:w="3566" w:type="dxa"/>
-          </w:tcPr>
-          <w:p>
-            <w:pPr>
-              <w:rPr>
-                <w:sz w:val="28"/>
-                <w:szCs w:val="28"/>
-              </w:rPr>
-            </w:pPr>
-            <w:r>
-              <w:rPr>
-                <w:sz w:val="28"/>
-                <w:szCs w:val="28"/>
-              </w:rPr>
+            <w:tcW w:w="3991" w:type="dxa"/>
+            <w:vAlign w:val="center"/>
+          </w:tcPr>
+          <w:p>
+            <w:r>
               <w:t>Secure database-to-Java communication layer.</w:t>
             </w:r>
           </w:p>
@@ -3408,80 +3295,44 @@
       <w:tr>
         <w:tc>
           <w:tcPr>
-            <w:tcW w:w="2591" w:type="dxa"/>
-          </w:tcPr>
-          <w:p>
-            <w:pPr>
-              <w:rPr>
-                <w:sz w:val="28"/>
-                <w:szCs w:val="28"/>
-              </w:rPr>
-            </w:pPr>
-            <w:r>
-              <w:rPr>
-                <w:sz w:val="28"/>
-                <w:szCs w:val="28"/>
-              </w:rPr>
+            <w:tcW w:w="2263" w:type="dxa"/>
+            <w:vAlign w:val="center"/>
+          </w:tcPr>
+          <w:p>
+            <w:r>
               <w:t>Database Engine</w:t>
             </w:r>
           </w:p>
         </w:tc>
         <w:tc>
           <w:tcPr>
-            <w:tcW w:w="2224" w:type="dxa"/>
-          </w:tcPr>
-          <w:p>
-            <w:pPr>
-              <w:rPr>
-                <w:sz w:val="28"/>
-                <w:szCs w:val="28"/>
-              </w:rPr>
-            </w:pPr>
-            <w:r>
-              <w:rPr>
-                <w:sz w:val="28"/>
-                <w:szCs w:val="28"/>
-              </w:rPr>
+            <w:tcW w:w="1843" w:type="dxa"/>
+            <w:vAlign w:val="center"/>
+          </w:tcPr>
+          <w:p>
+            <w:r>
               <w:t>MySQL Server</w:t>
             </w:r>
           </w:p>
         </w:tc>
         <w:tc>
           <w:tcPr>
-            <w:tcW w:w="1984" w:type="dxa"/>
-          </w:tcPr>
-          <w:p>
-            <w:pPr>
-              <w:rPr>
-                <w:sz w:val="28"/>
-                <w:szCs w:val="28"/>
-              </w:rPr>
-            </w:pPr>
-            <w:r>
-              <w:rPr>
-                <w:sz w:val="28"/>
-                <w:szCs w:val="28"/>
-              </w:rPr>
+            <w:tcW w:w="2268" w:type="dxa"/>
+            <w:vAlign w:val="center"/>
+          </w:tcPr>
+          <w:p>
+            <w:r>
               <w:t>Version 8.0+</w:t>
             </w:r>
           </w:p>
         </w:tc>
         <w:tc>
           <w:tcPr>
-            <w:tcW w:w="3566" w:type="dxa"/>
-          </w:tcPr>
-          <w:p>
-            <w:pPr>
-              <w:rPr>
-                <w:sz w:val="28"/>
-                <w:szCs w:val="28"/>
-              </w:rPr>
-            </w:pPr>
-            <w:r>
-              <w:rPr>
-                <w:sz w:val="28"/>
-                <w:szCs w:val="28"/>
-              </w:rPr>
+            <w:tcW w:w="3991" w:type="dxa"/>
+            <w:vAlign w:val="center"/>
+          </w:tcPr>
+          <w:p>
+            <w:r>
               <w:t>Relational Database Management System (RDBMS).</w:t>
             </w:r>
           </w:p>
@@ -3490,89 +3341,49 @@
       <w:tr>
         <w:tc>
           <w:tcPr>
-            <w:tcW w:w="2591" w:type="dxa"/>
-          </w:tcPr>
-          <w:p>
-            <w:pPr>
-              <w:rPr>
-                <w:sz w:val="28"/>
-                <w:szCs w:val="28"/>
-              </w:rPr>
-            </w:pPr>
-            <w:r>
-              <w:rPr>
-                <w:sz w:val="28"/>
-                <w:szCs w:val="28"/>
-              </w:rPr>
+            <w:tcW w:w="2263" w:type="dxa"/>
+            <w:vAlign w:val="center"/>
+          </w:tcPr>
+          <w:p>
+            <w:r>
               <w:t>Database Client</w:t>
             </w:r>
           </w:p>
         </w:tc>
         <w:tc>
           <w:tcPr>
-            <w:tcW w:w="2224" w:type="dxa"/>
-          </w:tcPr>
-          <w:p>
-            <w:pPr>
-              <w:rPr>
-                <w:sz w:val="28"/>
-                <w:szCs w:val="28"/>
-              </w:rPr>
-            </w:pPr>
+            <w:tcW w:w="1843" w:type="dxa"/>
+            <w:vAlign w:val="center"/>
+          </w:tcPr>
+          <w:p>
             <w:proofErr w:type="spellStart"/>
             <w:r>
-              <w:rPr>
-                <w:sz w:val="28"/>
-                <w:szCs w:val="28"/>
-              </w:rPr>
               <w:t>DBeaver</w:t>
             </w:r>
             <w:proofErr w:type="spellEnd"/>
             <w:r>
-              <w:rPr>
-                <w:sz w:val="28"/>
-                <w:szCs w:val="28"/>
-              </w:rPr>
               <w:t xml:space="preserve"> Community</w:t>
             </w:r>
           </w:p>
         </w:tc>
         <w:tc>
           <w:tcPr>
-            <w:tcW w:w="1984" w:type="dxa"/>
-          </w:tcPr>
-          <w:p>
-            <w:pPr>
-              <w:rPr>
-                <w:sz w:val="28"/>
-                <w:szCs w:val="28"/>
-              </w:rPr>
-            </w:pPr>
-            <w:r>
-              <w:rPr>
-                <w:sz w:val="28"/>
-                <w:szCs w:val="28"/>
-              </w:rPr>
+            <w:tcW w:w="2268" w:type="dxa"/>
+            <w:vAlign w:val="center"/>
+          </w:tcPr>
+          <w:p>
+            <w:r>
               <w:t>Latest Edition</w:t>
             </w:r>
           </w:p>
         </w:tc>
         <w:tc>
           <w:tcPr>
-            <w:tcW w:w="3566" w:type="dxa"/>
-          </w:tcPr>
-          <w:p>
-            <w:pPr>
-              <w:rPr>
-                <w:sz w:val="28"/>
-                <w:szCs w:val="28"/>
-              </w:rPr>
-            </w:pPr>
-            <w:r>
-              <w:rPr>
-                <w:sz w:val="28"/>
-                <w:szCs w:val="28"/>
-              </w:rPr>
+            <w:tcW w:w="3991" w:type="dxa"/>
+            <w:vAlign w:val="center"/>
+          </w:tcPr>
+          <w:p>
+            <w:r>
               <w:t>SQL script execution, schema reserve-engineering.</w:t>
             </w:r>
           </w:p>
@@ -3581,41 +3392,23 @@
       <w:tr>
         <w:tc>
           <w:tcPr>
-            <w:tcW w:w="2591" w:type="dxa"/>
-          </w:tcPr>
-          <w:p>
-            <w:pPr>
-              <w:rPr>
-                <w:sz w:val="28"/>
-                <w:szCs w:val="28"/>
-              </w:rPr>
-            </w:pPr>
-            <w:r>
-              <w:rPr>
-                <w:sz w:val="28"/>
-                <w:szCs w:val="28"/>
-              </w:rPr>
+            <w:tcW w:w="2263" w:type="dxa"/>
+            <w:vAlign w:val="center"/>
+          </w:tcPr>
+          <w:p>
+            <w:r>
               <w:t>ER Modeling Tool</w:t>
             </w:r>
           </w:p>
         </w:tc>
         <w:tc>
           <w:tcPr>
-            <w:tcW w:w="2224" w:type="dxa"/>
-          </w:tcPr>
-          <w:p>
-            <w:pPr>
-              <w:rPr>
-                <w:sz w:val="28"/>
-                <w:szCs w:val="28"/>
-              </w:rPr>
-            </w:pPr>
+            <w:tcW w:w="1843" w:type="dxa"/>
+            <w:vAlign w:val="center"/>
+          </w:tcPr>
+          <w:p>
             <w:proofErr w:type="spellStart"/>
             <w:r>
-              <w:rPr>
-                <w:sz w:val="28"/>
-                <w:szCs w:val="28"/>
-              </w:rPr>
               <w:t>ERDPlus</w:t>
             </w:r>
             <w:proofErr w:type="spellEnd"/>
@@ -3623,40 +3416,22 @@
         </w:tc>
         <w:tc>
           <w:tcPr>
-            <w:tcW w:w="1984" w:type="dxa"/>
-          </w:tcPr>
-          <w:p>
-            <w:pPr>
-              <w:rPr>
-                <w:sz w:val="28"/>
-                <w:szCs w:val="28"/>
-              </w:rPr>
-            </w:pPr>
-            <w:r>
-              <w:rPr>
-                <w:sz w:val="28"/>
-                <w:szCs w:val="28"/>
-              </w:rPr>
+            <w:tcW w:w="2268" w:type="dxa"/>
+            <w:vAlign w:val="center"/>
+          </w:tcPr>
+          <w:p>
+            <w:r>
               <w:t>Web-based</w:t>
             </w:r>
           </w:p>
         </w:tc>
         <w:tc>
           <w:tcPr>
-            <w:tcW w:w="3566" w:type="dxa"/>
-          </w:tcPr>
-          <w:p>
-            <w:pPr>
-              <w:rPr>
-                <w:sz w:val="28"/>
-                <w:szCs w:val="28"/>
-              </w:rPr>
-            </w:pPr>
-            <w:r>
-              <w:rPr>
-                <w:sz w:val="28"/>
-                <w:szCs w:val="28"/>
-              </w:rPr>
+            <w:tcW w:w="3991" w:type="dxa"/>
+            <w:vAlign w:val="center"/>
+          </w:tcPr>
+          <w:p>
+            <w:r>
               <w:t>Conceptual ER Diagram and crow’s-foot notation modeling.</w:t>
             </w:r>
           </w:p>
@@ -3665,149 +3440,90 @@
       <w:tr>
         <w:tc>
           <w:tcPr>
-            <w:tcW w:w="2591" w:type="dxa"/>
-          </w:tcPr>
-          <w:p>
-            <w:pPr>
-              <w:rPr>
-                <w:sz w:val="28"/>
-                <w:szCs w:val="28"/>
-              </w:rPr>
-            </w:pPr>
-            <w:r>
-              <w:rPr>
-                <w:sz w:val="28"/>
-                <w:szCs w:val="28"/>
-              </w:rPr>
+            <w:tcW w:w="2263" w:type="dxa"/>
+            <w:vAlign w:val="center"/>
+          </w:tcPr>
+          <w:p>
+            <w:r>
               <w:t>Build &amp; Dependency Tool</w:t>
             </w:r>
           </w:p>
         </w:tc>
         <w:tc>
           <w:tcPr>
-            <w:tcW w:w="2224" w:type="dxa"/>
-          </w:tcPr>
-          <w:p>
-            <w:pPr>
-              <w:rPr>
-                <w:sz w:val="28"/>
-                <w:szCs w:val="28"/>
-              </w:rPr>
-            </w:pPr>
-            <w:r>
-              <w:rPr>
-                <w:sz w:val="28"/>
-                <w:szCs w:val="28"/>
-              </w:rPr>
+            <w:tcW w:w="1843" w:type="dxa"/>
+            <w:vAlign w:val="center"/>
+          </w:tcPr>
+          <w:p>
+            <w:r>
               <w:t>Apache Maven</w:t>
             </w:r>
           </w:p>
         </w:tc>
         <w:tc>
           <w:tcPr>
-            <w:tcW w:w="1984" w:type="dxa"/>
-          </w:tcPr>
-          <w:p>
-            <w:pPr>
-              <w:rPr>
-                <w:sz w:val="28"/>
-                <w:szCs w:val="28"/>
-              </w:rPr>
-            </w:pPr>
-          </w:p>
-        </w:tc>
-        <w:tc>
-          <w:tcPr>
-            <w:tcW w:w="3566" w:type="dxa"/>
-          </w:tcPr>
-          <w:p>
-            <w:pPr>
-              <w:rPr>
-                <w:sz w:val="28"/>
-                <w:szCs w:val="28"/>
-              </w:rPr>
-            </w:pPr>
+            <w:tcW w:w="2268" w:type="dxa"/>
+            <w:vAlign w:val="center"/>
+          </w:tcPr>
+          <w:p>
+            <w:r>
+              <w:t>Version 3.9+</w:t>
+            </w:r>
+          </w:p>
+        </w:tc>
+        <w:tc>
+          <w:tcPr>
+            <w:tcW w:w="3991" w:type="dxa"/>
+            <w:vAlign w:val="center"/>
+          </w:tcPr>
+          <w:p>
+            <w:r>
+              <w:t>Managing JDBC dependencies and packaging JAR</w:t>
+            </w:r>
           </w:p>
         </w:tc>
       </w:tr>
       <w:tr>
         <w:tc>
           <w:tcPr>
-            <w:tcW w:w="2591" w:type="dxa"/>
-          </w:tcPr>
-          <w:p>
-            <w:pPr>
-              <w:rPr>
-                <w:sz w:val="28"/>
-                <w:szCs w:val="28"/>
-              </w:rPr>
-            </w:pPr>
-            <w:r>
-              <w:rPr>
-                <w:sz w:val="28"/>
-                <w:szCs w:val="28"/>
-              </w:rPr>
-              <w:lastRenderedPageBreak/>
+            <w:tcW w:w="2263" w:type="dxa"/>
+            <w:vAlign w:val="center"/>
+          </w:tcPr>
+          <w:p>
+            <w:r>
               <w:t>Version Control</w:t>
             </w:r>
           </w:p>
         </w:tc>
         <w:tc>
           <w:tcPr>
-            <w:tcW w:w="2224" w:type="dxa"/>
-          </w:tcPr>
-          <w:p>
-            <w:pPr>
-              <w:rPr>
-                <w:sz w:val="28"/>
-                <w:szCs w:val="28"/>
-              </w:rPr>
-            </w:pPr>
-            <w:r>
-              <w:rPr>
-                <w:sz w:val="28"/>
-                <w:szCs w:val="28"/>
-              </w:rPr>
+            <w:tcW w:w="1843" w:type="dxa"/>
+            <w:vAlign w:val="center"/>
+          </w:tcPr>
+          <w:p>
+            <w:r>
               <w:t>Git &amp; GitHub</w:t>
             </w:r>
           </w:p>
         </w:tc>
         <w:tc>
           <w:tcPr>
-            <w:tcW w:w="1984" w:type="dxa"/>
-          </w:tcPr>
-          <w:p>
-            <w:pPr>
-              <w:rPr>
-                <w:sz w:val="28"/>
-                <w:szCs w:val="28"/>
-              </w:rPr>
-            </w:pPr>
-            <w:r>
-              <w:rPr>
-                <w:sz w:val="28"/>
-                <w:szCs w:val="28"/>
-              </w:rPr>
+            <w:tcW w:w="2268" w:type="dxa"/>
+            <w:vAlign w:val="center"/>
+          </w:tcPr>
+          <w:p>
+            <w:r>
               <w:t>Git 2.4+</w:t>
             </w:r>
           </w:p>
         </w:tc>
         <w:tc>
           <w:tcPr>
-            <w:tcW w:w="3566" w:type="dxa"/>
-          </w:tcPr>
-          <w:p>
-            <w:pPr>
-              <w:rPr>
-                <w:sz w:val="28"/>
-                <w:szCs w:val="28"/>
-              </w:rPr>
-            </w:pPr>
-            <w:r>
-              <w:rPr>
-                <w:sz w:val="28"/>
-                <w:szCs w:val="28"/>
-              </w:rPr>
+            <w:tcW w:w="3991" w:type="dxa"/>
+            <w:vAlign w:val="center"/>
+          </w:tcPr>
+          <w:p>
+            <w:r>
               <w:t>Team collaboration, issue tracking, and code reviews.</w:t>
             </w:r>
           </w:p>
@@ -3816,80 +3532,44 @@
       <w:tr>
         <w:tc>
           <w:tcPr>
-            <w:tcW w:w="2591" w:type="dxa"/>
-          </w:tcPr>
-          <w:p>
-            <w:pPr>
-              <w:rPr>
-                <w:sz w:val="28"/>
-                <w:szCs w:val="28"/>
-              </w:rPr>
-            </w:pPr>
-            <w:r>
-              <w:rPr>
-                <w:sz w:val="28"/>
-                <w:szCs w:val="28"/>
-              </w:rPr>
+            <w:tcW w:w="2263" w:type="dxa"/>
+            <w:vAlign w:val="center"/>
+          </w:tcPr>
+          <w:p>
+            <w:r>
               <w:t>Documentation &amp; Typesetting</w:t>
             </w:r>
           </w:p>
         </w:tc>
         <w:tc>
           <w:tcPr>
-            <w:tcW w:w="2224" w:type="dxa"/>
-          </w:tcPr>
-          <w:p>
-            <w:pPr>
-              <w:rPr>
-                <w:sz w:val="28"/>
-                <w:szCs w:val="28"/>
-              </w:rPr>
-            </w:pPr>
-            <w:r>
-              <w:rPr>
-                <w:sz w:val="28"/>
-                <w:szCs w:val="28"/>
-              </w:rPr>
+            <w:tcW w:w="1843" w:type="dxa"/>
+            <w:vAlign w:val="center"/>
+          </w:tcPr>
+          <w:p>
+            <w:r>
               <w:t>Microsoft Word</w:t>
             </w:r>
           </w:p>
         </w:tc>
         <w:tc>
           <w:tcPr>
-            <w:tcW w:w="1984" w:type="dxa"/>
-          </w:tcPr>
-          <w:p>
-            <w:pPr>
-              <w:rPr>
-                <w:sz w:val="28"/>
-                <w:szCs w:val="28"/>
-              </w:rPr>
-            </w:pPr>
-            <w:r>
-              <w:rPr>
-                <w:sz w:val="28"/>
-                <w:szCs w:val="28"/>
-              </w:rPr>
+            <w:tcW w:w="2268" w:type="dxa"/>
+            <w:vAlign w:val="center"/>
+          </w:tcPr>
+          <w:p>
+            <w:r>
               <w:t>Microsoft 365</w:t>
             </w:r>
           </w:p>
         </w:tc>
         <w:tc>
           <w:tcPr>
-            <w:tcW w:w="3566" w:type="dxa"/>
-          </w:tcPr>
-          <w:p>
-            <w:pPr>
-              <w:rPr>
-                <w:sz w:val="28"/>
-                <w:szCs w:val="28"/>
-              </w:rPr>
-            </w:pPr>
-            <w:r>
-              <w:rPr>
-                <w:sz w:val="28"/>
-                <w:szCs w:val="28"/>
-              </w:rPr>
+            <w:tcW w:w="3991" w:type="dxa"/>
+            <w:vAlign w:val="center"/>
+          </w:tcPr>
+          <w:p>
+            <w:r>
               <w:t>Compiling D1, D2, and D3 reports into formal PDF.</w:t>
             </w:r>
           </w:p>
